--- a/Master Thesis/Scientific_Report_Expanded.docx
+++ b/Master Thesis/Scientific_Report_Expanded.docx
@@ -763,6 +763,7 @@
     <w:p>
       <w:pPr>
         <w:spacing w:after="0" w:line="240" w:lineRule="auto"/>
+        <w:jc w:val="both"/>
         <w:rPr>
           <w:rFonts w:ascii="Times New Roman" w:hAnsi="Times New Roman" w:cs="Times New Roman"/>
           <w:b/>
@@ -1636,6 +1637,7 @@
     <w:p>
       <w:pPr>
         <w:spacing w:after="0" w:line="240" w:lineRule="auto"/>
+        <w:jc w:val="both"/>
         <w:rPr>
           <w:rFonts w:ascii="Times New Roman" w:hAnsi="Times New Roman" w:cs="Times New Roman"/>
           <w:b/>
@@ -1647,6 +1649,7 @@
     <w:p>
       <w:pPr>
         <w:spacing w:after="0" w:line="240" w:lineRule="auto"/>
+        <w:jc w:val="both"/>
         <w:rPr>
           <w:rFonts w:ascii="Times New Roman" w:hAnsi="Times New Roman" w:cs="Times New Roman"/>
           <w:b/>
@@ -1658,6 +1661,7 @@
     <w:p>
       <w:pPr>
         <w:spacing w:after="0" w:line="240" w:lineRule="auto"/>
+        <w:jc w:val="both"/>
         <w:rPr>
           <w:rFonts w:ascii="Times New Roman" w:hAnsi="Times New Roman" w:cs="Times New Roman"/>
           <w:b/>
@@ -1669,6 +1673,7 @@
     <w:p>
       <w:pPr>
         <w:spacing w:after="0" w:line="240" w:lineRule="auto"/>
+        <w:jc w:val="both"/>
         <w:rPr>
           <w:rFonts w:ascii="Times New Roman" w:hAnsi="Times New Roman" w:cs="Times New Roman"/>
           <w:b/>
@@ -1680,6 +1685,7 @@
     <w:p>
       <w:pPr>
         <w:spacing w:after="0" w:line="240" w:lineRule="auto"/>
+        <w:jc w:val="both"/>
         <w:rPr>
           <w:rFonts w:ascii="Times New Roman" w:hAnsi="Times New Roman" w:cs="Times New Roman"/>
           <w:b/>
@@ -1758,6 +1764,9 @@
       </w:r>
     </w:p>
     <w:p>
+      <w:pPr>
+        <w:jc w:val="both"/>
+      </w:pPr>
       <w:r>
         <w:br w:type="page"/>
       </w:r>
@@ -1771,6 +1780,9 @@
       </w:r>
     </w:p>
     <w:p>
+      <w:pPr>
+        <w:jc w:val="both"/>
+      </w:pPr>
       <w:r>
         <w:rPr>
           <w:b/>
@@ -1779,6 +1791,9 @@
       </w:r>
     </w:p>
     <w:p>
+      <w:pPr>
+        <w:jc w:val="both"/>
+      </w:pPr>
       <w:r>
         <w:rPr>
           <w:b/>
@@ -1806,26 +1821,41 @@
       </w:r>
     </w:p>
     <w:p>
+      <w:pPr>
+        <w:jc w:val="both"/>
+      </w:pPr>
       <w:r>
         <w:t>The rapid paradigm shift from traditional Machine Learning toward Generative Large Language Models (LLMs) has profoundly disrupted educational technology. While traditional Natural Language Processing (NLP) historically augmented education through static models—such as grading prediction systems—the generative capability of modern AI presents both unprecedented opportunities and severe risks. In specialized, authoritative domains—such as Islamic Jurisprudence (Fatawa) and classical Islamic literature—model hallucination is not merely a technical error; it represents a critical failure of doctrinal integrity that can mislead thousands of learners and compromise the sanctity of theological discourse.</w:t>
       </w:r>
     </w:p>
     <w:p>
+      <w:pPr>
+        <w:jc w:val="both"/>
+      </w:pPr>
       <w:r>
         <w:t>Developing reliable, bounded "Agentic" architectures capable of querying classical texts without hallucination is therefore exceptionally relevant not only to modern theological education but to the broader field of Software Engineering. This research aligns with the global shift towards "Ethical AI" and "Explainable AI (XAI)," as defined in recent frameworks like the EU AI Act, by ensuring that every AI-generated response is backed by a verifiable, human-vetted academic source.</w:t>
       </w:r>
     </w:p>
     <w:p>
+      <w:pPr>
+        <w:jc w:val="both"/>
+      </w:pPr>
       <w:r>
         <w:t>Furthermore, this research addresses the "Global Educational Crisis" where the sheer volume of digital misinformation has made it difficult for students to distinguish between authoritative scholarship and AI-generated noise. By creating a deterministic bridge between 1,400 years of textual tradition and modern agentic computing, this research provides a technical model for "Hybrid Intelligence"—where human scholarly logic and machine processing speed work in a symbiotic, zero-error alignment. This "Safe-AI" blueprint is critical for the preservation of cultural and religious heritage in the age of generative automation.</w:t>
       </w:r>
     </w:p>
     <w:p>
+      <w:pPr>
+        <w:jc w:val="both"/>
+      </w:pPr>
       <w:r>
         <w:t>Historically, religious knowledge was guarded by physical lineages of scholars; today, in the digital epoch, we require "Algorithmic Guardians" that can protect the integrity of these lineages from the probabilistic distortions of generic Large Language Models. This dissertation formalizes the role of these guardians through the Agentix Islam framework, ensuring that the legacy of classical thought is transmitted with absolute precision across modern digital networks.</w:t>
       </w:r>
     </w:p>
     <w:p>
+      <w:pPr>
+        <w:jc w:val="both"/>
+      </w:pPr>
       <w:r>
         <w:t>By engineering a systemic solution that forces generative models to reason strictly within authorized, hierarchical representations of classical texts, this research provides a technical and philosophical blueprint for the safe deployment of AI in any high-sensitivity, zero-tolerance domain, ensuring that technology serves as a reliable custodian of academic ground truth rather than a source of stochastic speculation.</w:t>
       </w:r>
@@ -1839,6 +1869,9 @@
       </w:r>
     </w:p>
     <w:p>
+      <w:pPr>
+        <w:jc w:val="both"/>
+      </w:pPr>
       <w:r>
         <w:t xml:space="preserve">The application of Artificial Intelligence to education has been studied extensively over the past decade, but the existing body of work remains overwhelmingly concentrated on </w:t>
       </w:r>
@@ -1889,6 +1922,9 @@
       </w:r>
     </w:p>
     <w:p>
+      <w:pPr>
+        <w:jc w:val="both"/>
+      </w:pPr>
       <w:r>
         <w:t xml:space="preserve">Within the narrower field of Retrieval-Augmented Generation (RAG), the work of Lewis et al. (2020), Gao et al. (2023), and Cohere’s multilingual reranking studies has established a strong methodological base for grounding LLM outputs in external corpora. However, the existing literature treats retrieval primarily as a </w:t>
       </w:r>
@@ -1921,6 +1957,9 @@
       </w:r>
     </w:p>
     <w:p>
+      <w:pPr>
+        <w:jc w:val="both"/>
+      </w:pPr>
       <w:r>
         <w:t>This dissertation therefore occupies a clearly defined gap at the intersection of three under-developed strands: agentic RAG architectures, structured digitisation of classical Islamic texts, and empirically benchmarked reliability of LLMs in zero-tolerance theological reasoning.</w:t>
       </w:r>
@@ -1936,6 +1975,7 @@
     <w:p>
       <w:pPr>
         <w:pStyle w:val="ListBullet"/>
+        <w:jc w:val="both"/>
       </w:pPr>
       <w:r>
         <w:rPr>
@@ -1950,6 +1990,7 @@
     <w:p>
       <w:pPr>
         <w:pStyle w:val="ListBullet"/>
+        <w:jc w:val="both"/>
       </w:pPr>
       <w:r>
         <w:rPr>
@@ -1970,11 +2011,17 @@
       </w:r>
     </w:p>
     <w:p>
+      <w:pPr>
+        <w:jc w:val="both"/>
+      </w:pPr>
       <w:r>
         <w:t>The primary goal of this research is to architect and validate a highly reliable, LLM-based agentic system (Agentix Islam RAG) capable of answering complex Islamic inquiries by directly reasoning over authoritative classical texts with zero hallucination.</w:t>
       </w:r>
     </w:p>
     <w:p>
+      <w:pPr>
+        <w:jc w:val="both"/>
+      </w:pPr>
       <w:r>
         <w:t>To achieve this goal, the following specific tasks were formulated and systematically addressed:</w:t>
       </w:r>
@@ -1982,6 +2029,11 @@
     <w:p>
       <w:pPr>
         <w:pStyle w:val="ListNumber"/>
+        <w:jc w:val="both"/>
+        <w:numPr>
+          <w:ilvl w:val="0"/>
+          <w:numId w:val="10"/>
+        </w:numPr>
       </w:pPr>
       <w:r>
         <w:rPr>
@@ -1996,6 +2048,11 @@
     <w:p>
       <w:pPr>
         <w:pStyle w:val="ListNumber"/>
+        <w:jc w:val="both"/>
+        <w:numPr>
+          <w:ilvl w:val="0"/>
+          <w:numId w:val="10"/>
+        </w:numPr>
       </w:pPr>
       <w:r>
         <w:rPr>
@@ -2010,6 +2067,11 @@
     <w:p>
       <w:pPr>
         <w:pStyle w:val="ListNumber"/>
+        <w:jc w:val="both"/>
+        <w:numPr>
+          <w:ilvl w:val="0"/>
+          <w:numId w:val="10"/>
+        </w:numPr>
       </w:pPr>
       <w:r>
         <w:rPr>
@@ -2051,6 +2113,11 @@
     <w:p>
       <w:pPr>
         <w:pStyle w:val="ListNumber"/>
+        <w:jc w:val="both"/>
+        <w:numPr>
+          <w:ilvl w:val="0"/>
+          <w:numId w:val="10"/>
+        </w:numPr>
       </w:pPr>
       <w:r>
         <w:rPr>
@@ -2065,6 +2132,11 @@
     <w:p>
       <w:pPr>
         <w:pStyle w:val="ListNumber"/>
+        <w:jc w:val="both"/>
+        <w:numPr>
+          <w:ilvl w:val="0"/>
+          <w:numId w:val="10"/>
+        </w:numPr>
       </w:pPr>
       <w:r>
         <w:rPr>
@@ -2094,6 +2166,9 @@
       </w:r>
     </w:p>
     <w:p>
+      <w:pPr>
+        <w:jc w:val="both"/>
+      </w:pPr>
       <w:r>
         <w:t>The scientific novelty of this research lies in:</w:t>
       </w:r>
@@ -2101,6 +2176,7 @@
     <w:p>
       <w:pPr>
         <w:pStyle w:val="ListBullet"/>
+        <w:jc w:val="both"/>
       </w:pPr>
       <w:r>
         <w:rPr>
@@ -2115,6 +2191,7 @@
     <w:p>
       <w:pPr>
         <w:pStyle w:val="ListBullet"/>
+        <w:jc w:val="both"/>
       </w:pPr>
       <w:r>
         <w:rPr>
@@ -2129,6 +2206,7 @@
     <w:p>
       <w:pPr>
         <w:pStyle w:val="ListBullet"/>
+        <w:jc w:val="both"/>
       </w:pPr>
       <w:r>
         <w:rPr>
@@ -2143,6 +2221,7 @@
     <w:p>
       <w:pPr>
         <w:pStyle w:val="ListBullet"/>
+        <w:jc w:val="both"/>
       </w:pPr>
       <w:r>
         <w:rPr>
@@ -2165,6 +2244,7 @@
     <w:p>
       <w:pPr>
         <w:pStyle w:val="ListBullet"/>
+        <w:jc w:val="both"/>
       </w:pPr>
       <w:r>
         <w:rPr>
@@ -2188,6 +2268,7 @@
     <w:p>
       <w:pPr>
         <w:pStyle w:val="ListBullet"/>
+        <w:jc w:val="both"/>
       </w:pPr>
       <w:r>
         <w:rPr>
@@ -2217,6 +2298,9 @@
       </w:r>
     </w:p>
     <w:p>
+      <w:pPr>
+        <w:jc w:val="both"/>
+      </w:pPr>
       <w:r>
         <w:t>The research employs a multifaceted, cross-disciplinary methodological approach:</w:t>
       </w:r>
@@ -2224,6 +2308,7 @@
     <w:p>
       <w:pPr>
         <w:pStyle w:val="ListBullet"/>
+        <w:jc w:val="both"/>
       </w:pPr>
       <w:r>
         <w:rPr>
@@ -2258,6 +2343,7 @@
     <w:p>
       <w:pPr>
         <w:pStyle w:val="ListBullet"/>
+        <w:jc w:val="both"/>
       </w:pPr>
       <w:r>
         <w:rPr>
@@ -2272,6 +2358,7 @@
     <w:p>
       <w:pPr>
         <w:pStyle w:val="ListBullet"/>
+        <w:jc w:val="both"/>
       </w:pPr>
       <w:r>
         <w:rPr>
@@ -2304,6 +2391,7 @@
     <w:p>
       <w:pPr>
         <w:pStyle w:val="ListBullet"/>
+        <w:jc w:val="both"/>
       </w:pPr>
       <w:r>
         <w:rPr>
@@ -2336,6 +2424,7 @@
     <w:p>
       <w:pPr>
         <w:pStyle w:val="ListBullet"/>
+        <w:jc w:val="both"/>
       </w:pPr>
       <w:r>
         <w:rPr>
@@ -2358,6 +2447,11 @@
     <w:p>
       <w:pPr>
         <w:pStyle w:val="ListNumber"/>
+        <w:jc w:val="both"/>
+        <w:numPr>
+          <w:ilvl w:val="0"/>
+          <w:numId w:val="11"/>
+        </w:numPr>
       </w:pPr>
       <w:r>
         <w:rPr>
@@ -2372,6 +2466,11 @@
     <w:p>
       <w:pPr>
         <w:pStyle w:val="ListNumber"/>
+        <w:jc w:val="both"/>
+        <w:numPr>
+          <w:ilvl w:val="0"/>
+          <w:numId w:val="11"/>
+        </w:numPr>
       </w:pPr>
       <w:r>
         <w:rPr>
@@ -2386,6 +2485,11 @@
     <w:p>
       <w:pPr>
         <w:pStyle w:val="ListNumber"/>
+        <w:jc w:val="both"/>
+        <w:numPr>
+          <w:ilvl w:val="0"/>
+          <w:numId w:val="11"/>
+        </w:numPr>
       </w:pPr>
       <w:r>
         <w:rPr>
@@ -2418,6 +2522,11 @@
     <w:p>
       <w:pPr>
         <w:pStyle w:val="ListNumber"/>
+        <w:jc w:val="both"/>
+        <w:numPr>
+          <w:ilvl w:val="0"/>
+          <w:numId w:val="11"/>
+        </w:numPr>
       </w:pPr>
       <w:r>
         <w:rPr>
@@ -2456,6 +2565,9 @@
       </w:r>
     </w:p>
     <w:p>
+      <w:pPr>
+        <w:jc w:val="both"/>
+      </w:pPr>
       <w:r>
         <w:t>The reliability of the findings is ensured by:</w:t>
       </w:r>
@@ -2463,6 +2575,7 @@
     <w:p>
       <w:pPr>
         <w:pStyle w:val="ListBullet"/>
+        <w:jc w:val="both"/>
       </w:pPr>
       <w:r>
         <w:rPr>
@@ -2477,6 +2590,7 @@
     <w:p>
       <w:pPr>
         <w:pStyle w:val="ListBullet"/>
+        <w:jc w:val="both"/>
       </w:pPr>
       <w:r>
         <w:rPr>
@@ -2491,6 +2605,7 @@
     <w:p>
       <w:pPr>
         <w:pStyle w:val="ListBullet"/>
+        <w:jc w:val="both"/>
       </w:pPr>
       <w:r>
         <w:rPr>
@@ -2505,6 +2620,7 @@
     <w:p>
       <w:pPr>
         <w:pStyle w:val="ListBullet"/>
+        <w:jc w:val="both"/>
       </w:pPr>
       <w:r>
         <w:rPr>
@@ -2517,6 +2633,9 @@
       </w:r>
     </w:p>
     <w:p>
+      <w:pPr>
+        <w:jc w:val="both"/>
+      </w:pPr>
       <w:r>
         <w:t>The scientific conclusions and technical architectures presented in this dissertation have been subjected to rigorous academic peer review and public defense. The main results were presented, critiqued, and discussed at the following international events:</w:t>
       </w:r>
@@ -2524,6 +2643,7 @@
     <w:p>
       <w:pPr>
         <w:pStyle w:val="ListBullet"/>
+        <w:jc w:val="both"/>
       </w:pPr>
       <w:r>
         <w:rPr>
@@ -2538,6 +2658,7 @@
     <w:p>
       <w:pPr>
         <w:pStyle w:val="ListBullet"/>
+        <w:jc w:val="both"/>
       </w:pPr>
       <w:r>
         <w:rPr>
@@ -2561,6 +2682,7 @@
     <w:p>
       <w:pPr>
         <w:pStyle w:val="ListBullet"/>
+        <w:jc w:val="both"/>
       </w:pPr>
       <w:r>
         <w:rPr>
@@ -2575,6 +2697,7 @@
     <w:p>
       <w:pPr>
         <w:pStyle w:val="ListBullet"/>
+        <w:jc w:val="both"/>
       </w:pPr>
       <w:r>
         <w:rPr>
@@ -2595,6 +2718,9 @@
       </w:r>
     </w:p>
     <w:p>
+      <w:pPr>
+        <w:jc w:val="both"/>
+      </w:pPr>
       <w:r>
         <w:t xml:space="preserve">The results of this dissertation correspond to the items of the passport of scientific specialty </w:t>
       </w:r>
@@ -2611,6 +2737,7 @@
     <w:p>
       <w:pPr>
         <w:pStyle w:val="ListBullet"/>
+        <w:jc w:val="both"/>
       </w:pPr>
       <w:r>
         <w:t>Development of mathematical models for semantic text processing and hierarchical data retrieval.</w:t>
@@ -2619,6 +2746,7 @@
     <w:p>
       <w:pPr>
         <w:pStyle w:val="ListBullet"/>
+        <w:jc w:val="both"/>
       </w:pPr>
       <w:r>
         <w:t>Creation of software packages (Agentix Islam API &amp; Web Application) for specialized domain reasoning.</w:t>
@@ -2627,6 +2755,7 @@
     <w:p>
       <w:pPr>
         <w:pStyle w:val="ListBullet"/>
+        <w:jc w:val="both"/>
       </w:pPr>
       <w:r>
         <w:t>Benchmarking of numerical methods (MMR, HNSW, contextual reranking) on large theological corpora.</w:t>
@@ -2641,6 +2770,9 @@
       </w:r>
     </w:p>
     <w:p>
+      <w:pPr>
+        <w:jc w:val="both"/>
+      </w:pPr>
       <w:r>
         <w:t>The research results are reflected in the following primary printed works, documenting the progression from early analytical NLP to advanced generative agents:</w:t>
       </w:r>
@@ -2648,6 +2780,7 @@
     <w:p>
       <w:pPr>
         <w:pStyle w:val="ListBullet"/>
+        <w:jc w:val="both"/>
       </w:pPr>
       <w:r>
         <w:t>Two papers in Scopus-indexed conference proceedings (KES-AMSTA 2025).</w:t>
@@ -2656,6 +2789,7 @@
     <w:p>
       <w:pPr>
         <w:pStyle w:val="ListBullet"/>
+        <w:jc w:val="both"/>
       </w:pPr>
       <w:r>
         <w:t xml:space="preserve">One journal article in preparation on the </w:t>
@@ -2673,6 +2807,7 @@
     <w:p>
       <w:pPr>
         <w:pStyle w:val="ListBullet"/>
+        <w:jc w:val="both"/>
       </w:pPr>
       <w:r>
         <w:t>Two technical reports registered with the University's Scientific Council.</w:t>
@@ -2681,6 +2816,7 @@
     <w:p>
       <w:pPr>
         <w:pStyle w:val="ListBullet"/>
+        <w:jc w:val="both"/>
       </w:pPr>
       <w:r>
         <w:rPr>
@@ -2702,6 +2838,9 @@
       </w:r>
     </w:p>
     <w:p>
+      <w:pPr>
+        <w:jc w:val="both"/>
+      </w:pPr>
       <w:r>
         <w:t>This satisfies the methodological requirement of at least two publications in peer-reviewed venues and active testing at international conferences.</w:t>
       </w:r>
@@ -2715,6 +2854,9 @@
       </w:r>
     </w:p>
     <w:p>
+      <w:pPr>
+        <w:jc w:val="both"/>
+      </w:pPr>
       <w:r>
         <w:t>All results to be defended in this dissertation were obtained personally by the author. The author was responsible for the following technical and scholarly contributions:</w:t>
       </w:r>
@@ -2722,6 +2864,7 @@
     <w:p>
       <w:pPr>
         <w:pStyle w:val="ListBullet"/>
+        <w:jc w:val="both"/>
       </w:pPr>
       <w:r>
         <w:rPr>
@@ -2736,6 +2879,7 @@
     <w:p>
       <w:pPr>
         <w:pStyle w:val="ListBullet"/>
+        <w:jc w:val="both"/>
       </w:pPr>
       <w:r>
         <w:rPr>
@@ -2768,6 +2912,7 @@
     <w:p>
       <w:pPr>
         <w:pStyle w:val="ListBullet"/>
+        <w:jc w:val="both"/>
       </w:pPr>
       <w:r>
         <w:rPr>
@@ -2782,6 +2927,7 @@
     <w:p>
       <w:pPr>
         <w:pStyle w:val="ListBullet"/>
+        <w:jc w:val="both"/>
       </w:pPr>
       <w:r>
         <w:rPr>
@@ -2796,6 +2942,7 @@
     <w:p>
       <w:pPr>
         <w:pStyle w:val="ListBullet"/>
+        <w:jc w:val="both"/>
       </w:pPr>
       <w:r>
         <w:rPr>
@@ -2824,6 +2971,9 @@
       </w:r>
     </w:p>
     <w:p>
+      <w:pPr>
+        <w:jc w:val="both"/>
+      </w:pPr>
       <w:r>
         <w:t>Chapter 1 establishes the technical foundation of the research journey by applying traditional Natural Language Processing (NLP) architectures to the extraction and evaluation of linguistic elements within academic texts. While modern Large Language Models operate on entirely different generative paradigms, building a rigid, programmatic machine-learning classification model provided a critical baseline. It demonstrated both the efficacy and the profound constraints of traditional AI when required to understand nuanced educational literature.</w:t>
       </w:r>
@@ -2837,6 +2987,9 @@
       </w:r>
     </w:p>
     <w:p>
+      <w:pPr>
+        <w:jc w:val="both"/>
+      </w:pPr>
       <w:r>
         <w:t xml:space="preserve">To investigate the utility of NLP in providing instant educational feedback, the research focused on the automated detection and classification of transitional words in scientific texts. The system was architected using the </w:t>
       </w:r>
@@ -2852,6 +3005,9 @@
       </w:r>
     </w:p>
     <w:p>
+      <w:pPr>
+        <w:jc w:val="both"/>
+      </w:pPr>
       <w:r>
         <w:t>The training pipeline involved:</w:t>
       </w:r>
@@ -2859,6 +3015,7 @@
     <w:p>
       <w:pPr>
         <w:pStyle w:val="ListBullet"/>
+        <w:jc w:val="both"/>
       </w:pPr>
       <w:r>
         <w:rPr>
@@ -2873,6 +3030,7 @@
     <w:p>
       <w:pPr>
         <w:pStyle w:val="ListBullet"/>
+        <w:jc w:val="both"/>
       </w:pPr>
       <w:r>
         <w:rPr>
@@ -2940,6 +3098,9 @@
       </w:r>
     </w:p>
     <w:p>
+      <w:pPr>
+        <w:jc w:val="both"/>
+      </w:pPr>
       <w:r>
         <w:t xml:space="preserve">A critical technical innovation in Chapter 1 was the implementation of a "Gated NER" logic. Before a token was classified as an academic transition, it had to pass a secondary semantic threshold based on its surrounding part-of-speech (POS) tags. This prevented the model from mis-tagging common adverbs as structural markers. For instance, the token "however" would only be labeled as an </w:t>
       </w:r>
@@ -2962,6 +3123,9 @@
       </w:r>
     </w:p>
     <w:p>
+      <w:pPr>
+        <w:jc w:val="both"/>
+      </w:pPr>
       <w:r>
         <w:t>A qualitative review of the model's remaining False Negatives revealed that 65% of the errors occurred in "Polysemous Boundaries"—where words like "Also" or "Finally" were used as simple narrative connectors rather than formal structural transitions. The model’s inability to disambiguate these cases without higher-level semantic context provided the first empirical clue that "Tokenization" is insufficient for "Educational Intelligence"—a realization that directly informed the move toward RAG-based architectures in Chapter 3.</w:t>
       </w:r>
@@ -2975,11 +3139,17 @@
       </w:r>
     </w:p>
     <w:p>
+      <w:pPr>
+        <w:jc w:val="both"/>
+      </w:pPr>
       <w:r>
         <w:t>The performance of the programmatic classification model was vetted using a massive evaluation dataset consisting of 500,000 characters extracted from scientific paper abstracts. The model's ability to minimize false negatives (missed transitions) was prioritized to ensure that educational feedback remained comprehensive.</w:t>
       </w:r>
     </w:p>
     <w:p>
+      <w:pPr>
+        <w:jc w:val="both"/>
+      </w:pPr>
       <w:r>
         <w:t>The evaluation yielded the following statistical results, reflecting the technological peak of pre-generative classification:</w:t>
       </w:r>
@@ -2987,6 +3157,7 @@
     <w:p>
       <w:pPr>
         <w:pStyle w:val="ListBullet"/>
+        <w:jc w:val="both"/>
       </w:pPr>
       <w:r>
         <w:rPr>
@@ -3001,6 +3172,7 @@
     <w:p>
       <w:pPr>
         <w:pStyle w:val="ListBullet"/>
+        <w:jc w:val="both"/>
       </w:pPr>
       <w:r>
         <w:rPr>
@@ -3015,6 +3187,7 @@
     <w:p>
       <w:pPr>
         <w:pStyle w:val="ListBullet"/>
+        <w:jc w:val="both"/>
       </w:pPr>
       <w:r>
         <w:rPr>
@@ -3029,6 +3202,7 @@
     <w:p>
       <w:pPr>
         <w:pStyle w:val="ListBullet"/>
+        <w:jc w:val="both"/>
       </w:pPr>
       <w:r>
         <w:rPr>
@@ -3043,6 +3217,7 @@
     <w:p>
       <w:pPr>
         <w:pStyle w:val="ListBullet"/>
+        <w:jc w:val="both"/>
       </w:pPr>
       <w:r>
         <w:rPr>
@@ -3057,6 +3232,7 @@
     <w:p>
       <w:pPr>
         <w:pStyle w:val="ListBullet"/>
+        <w:jc w:val="both"/>
       </w:pPr>
       <w:r>
         <w:rPr>
@@ -3071,6 +3247,7 @@
     <w:p>
       <w:pPr>
         <w:pStyle w:val="ListBullet"/>
+        <w:jc w:val="both"/>
       </w:pPr>
       <w:r>
         <w:rPr>
@@ -3091,11 +3268,17 @@
       </w:r>
     </w:p>
     <w:p>
+      <w:pPr>
+        <w:jc w:val="both"/>
+      </w:pPr>
       <w:r>
         <w:t>The data reveals a critical "Linguistic Plateau." While precision reached nearly 94%, the lower recall (82%) indicates that traditional NLP models struggle with the high semantic variability of academic transitions. In scientific feedback, a single word can have multiple structural roles; for example, the word "however" can function as a strong contrastive marker or a subtle conditional, depending on the surrounding syntax. Legacy models, despite custom NER training, remain limited by their lack of global reasoning.</w:t>
       </w:r>
     </w:p>
     <w:p>
+      <w:pPr>
+        <w:jc w:val="both"/>
+      </w:pPr>
       <w:r>
         <w:t>This finding proves that "Understanding" in education requires more than just "Labeling"—it requires the contextual grounding that only later Reranking and rerank architectures can provide. The model’s tendency to miss complex, nested transitions (False Negatives) highlights the fundamental ceiling of non-generative AI in processing the nuances of human scholarship.</w:t>
       </w:r>
@@ -3109,11 +3292,17 @@
       </w:r>
     </w:p>
     <w:p>
+      <w:pPr>
+        <w:jc w:val="both"/>
+      </w:pPr>
       <w:r>
         <w:t>The significance of Chapter 1 lies in proving that while relatively accurate (exceeding 80% F1), legacy NLP solutions plateau significantly when moving from simple token extraction to complex semantic reasoning. The F1 metric of 87.65% proved the model could reliably categorize linguistic structures, but the reliance on rigid taxonomy highlighted the "technical ceiling"—legacy NLP offers programmatic flexibility but struggles with localized semantic ambiguity.</w:t>
       </w:r>
     </w:p>
     <w:p>
+      <w:pPr>
+        <w:jc w:val="both"/>
+      </w:pPr>
       <w:r>
         <w:t>This baseline served as the empirical justification for the subsequent move toward more complex, generative architectures. It established that for AI to truly serve as an academic assistant in high-sensitivity domains, it must transcend the simple "classification" of text and move toward the "generative synthesis" of knowledge—a theme that becomes the core focus of Chapters 3 and 4.</w:t>
       </w:r>
@@ -3127,6 +3316,9 @@
       </w:r>
     </w:p>
     <w:p>
+      <w:pPr>
+        <w:jc w:val="both"/>
+      </w:pPr>
       <w:r>
         <w:t>To bridge the gap between traditional extraction models (Chapter 1) and full-scale agentic systems, Chapter 2 conducts a rigorous Systematic Literature Review (SLR). This chapter maps the quantitative and qualitative impacts of AI on educational methodologies between 2013 and 2023, following the PRISMA (Preferred Reporting Items for Systematic Reviews and Meta-Analyses) guidelines.</w:t>
       </w:r>
@@ -3140,6 +3332,9 @@
       </w:r>
     </w:p>
     <w:p>
+      <w:pPr>
+        <w:jc w:val="both"/>
+      </w:pPr>
       <w:r>
         <w:t xml:space="preserve">The search process followed a strict multi-phase PRISMA protocol to ensure transparency and reproducibility. The search query was designed to be exhaustive, targeting three primary digital libraries: </w:t>
       </w:r>
@@ -3162,6 +3357,9 @@
       </w:r>
     </w:p>
     <w:p>
+      <w:pPr>
+        <w:jc w:val="both"/>
+      </w:pPr>
       <w:r>
         <w:t>To filter the initial retrieval of 1,083 documents, the research applied specific criteria:</w:t>
       </w:r>
@@ -3169,6 +3367,7 @@
     <w:p>
       <w:pPr>
         <w:pStyle w:val="ListBullet"/>
+        <w:jc w:val="both"/>
       </w:pPr>
       <w:r>
         <w:rPr>
@@ -3183,6 +3382,7 @@
     <w:p>
       <w:pPr>
         <w:pStyle w:val="ListBullet"/>
+        <w:jc w:val="both"/>
       </w:pPr>
       <w:r>
         <w:rPr>
@@ -3197,6 +3397,7 @@
     <w:p>
       <w:pPr>
         <w:pStyle w:val="ListBullet"/>
+        <w:jc w:val="both"/>
       </w:pPr>
       <w:r>
         <w:rPr>
@@ -3211,6 +3412,7 @@
     <w:p>
       <w:pPr>
         <w:pStyle w:val="ListBullet"/>
+        <w:jc w:val="both"/>
       </w:pPr>
       <w:r>
         <w:rPr>
@@ -3225,6 +3427,7 @@
     <w:p>
       <w:pPr>
         <w:pStyle w:val="ListBullet"/>
+        <w:jc w:val="both"/>
       </w:pPr>
       <w:r>
         <w:rPr>
@@ -3239,6 +3442,7 @@
     <w:p>
       <w:pPr>
         <w:pStyle w:val="ListBullet"/>
+        <w:jc w:val="both"/>
       </w:pPr>
       <w:r>
         <w:rPr>
@@ -3259,6 +3463,9 @@
       </w:r>
     </w:p>
     <w:p>
+      <w:pPr>
+        <w:jc w:val="both"/>
+      </w:pPr>
       <w:r>
         <w:t>The analysis identified five distinct use-cases representing the "technological ceiling" of pre-generative educational AI, categorized by their technical complexity:</w:t>
       </w:r>
@@ -3266,6 +3473,11 @@
     <w:p>
       <w:pPr>
         <w:pStyle w:val="ListNumber"/>
+        <w:jc w:val="both"/>
+        <w:numPr>
+          <w:ilvl w:val="0"/>
+          <w:numId w:val="12"/>
+        </w:numPr>
       </w:pPr>
       <w:r>
         <w:rPr>
@@ -3280,6 +3492,11 @@
     <w:p>
       <w:pPr>
         <w:pStyle w:val="ListNumber"/>
+        <w:jc w:val="both"/>
+        <w:numPr>
+          <w:ilvl w:val="0"/>
+          <w:numId w:val="12"/>
+        </w:numPr>
       </w:pPr>
       <w:r>
         <w:rPr>
@@ -3294,6 +3511,11 @@
     <w:p>
       <w:pPr>
         <w:pStyle w:val="ListNumber"/>
+        <w:jc w:val="both"/>
+        <w:numPr>
+          <w:ilvl w:val="0"/>
+          <w:numId w:val="12"/>
+        </w:numPr>
       </w:pPr>
       <w:r>
         <w:rPr>
@@ -3308,6 +3530,11 @@
     <w:p>
       <w:pPr>
         <w:pStyle w:val="ListNumber"/>
+        <w:jc w:val="both"/>
+        <w:numPr>
+          <w:ilvl w:val="0"/>
+          <w:numId w:val="12"/>
+        </w:numPr>
       </w:pPr>
       <w:r>
         <w:rPr>
@@ -3322,6 +3549,11 @@
     <w:p>
       <w:pPr>
         <w:pStyle w:val="ListNumber"/>
+        <w:jc w:val="both"/>
+        <w:numPr>
+          <w:ilvl w:val="0"/>
+          <w:numId w:val="12"/>
+        </w:numPr>
       </w:pPr>
       <w:r>
         <w:rPr>
@@ -3342,6 +3574,9 @@
       </w:r>
     </w:p>
     <w:p>
+      <w:pPr>
+        <w:jc w:val="both"/>
+      </w:pPr>
       <w:r>
         <w:t xml:space="preserve">The analysis revealed that </w:t>
       </w:r>
@@ -3365,6 +3600,9 @@
       </w:r>
     </w:p>
     <w:p>
+      <w:pPr>
+        <w:jc w:val="both"/>
+      </w:pPr>
       <w:r>
         <w:t xml:space="preserve">The significance of this research phase lies in definitively proving that while the AI ecosystem was mature in its ability to </w:t>
       </w:r>
@@ -3396,6 +3634,9 @@
       </w:r>
     </w:p>
     <w:p>
+      <w:pPr>
+        <w:jc w:val="both"/>
+      </w:pPr>
       <w:r>
         <w:t xml:space="preserve">Chapter 3 marks the fundamental pivot of the research into one of the most rigorous, high-sensitivity domains: Islamic Jurisprudence and Hadith Sciences. Moving beyond the evaluative limits of Chapter 2, this phase details the methodologies for establishing "ground truth" corpora by systematically processing the revered compilation </w:t>
       </w:r>
@@ -3418,6 +3659,9 @@
       </w:r>
     </w:p>
     <w:p>
+      <w:pPr>
+        <w:jc w:val="both"/>
+      </w:pPr>
       <w:r>
         <w:t xml:space="preserve">The research successfully compiled, cleaned, and structured the </w:t>
       </w:r>
@@ -3458,6 +3702,9 @@
       </w:r>
     </w:p>
     <w:p>
+      <w:pPr>
+        <w:jc w:val="both"/>
+      </w:pPr>
       <w:r>
         <w:t>The extraction methodology was designed to transform unstructured classical Arabic text into a structured JSON repository. This process followed a rigid three-pass procedural workflow:</w:t>
       </w:r>
@@ -3465,6 +3712,11 @@
     <w:p>
       <w:pPr>
         <w:pStyle w:val="ListNumber"/>
+        <w:jc w:val="both"/>
+        <w:numPr>
+          <w:ilvl w:val="0"/>
+          <w:numId w:val="13"/>
+        </w:numPr>
       </w:pPr>
       <w:r>
         <w:rPr>
@@ -3506,6 +3758,11 @@
     <w:p>
       <w:pPr>
         <w:pStyle w:val="ListNumber"/>
+        <w:jc w:val="both"/>
+        <w:numPr>
+          <w:ilvl w:val="0"/>
+          <w:numId w:val="13"/>
+        </w:numPr>
       </w:pPr>
       <w:r>
         <w:rPr>
@@ -3529,6 +3786,11 @@
     <w:p>
       <w:pPr>
         <w:pStyle w:val="ListNumber"/>
+        <w:jc w:val="both"/>
+        <w:numPr>
+          <w:ilvl w:val="0"/>
+          <w:numId w:val="13"/>
+        </w:numPr>
       </w:pPr>
       <w:r>
         <w:rPr>
@@ -3541,6 +3803,9 @@
       </w:r>
     </w:p>
     <w:p>
+      <w:pPr>
+        <w:jc w:val="both"/>
+      </w:pPr>
       <w:r>
         <w:t xml:space="preserve">Approximately 15% of the entries required manual scholarly intervention where the boundary between Sanad and Matn was linguistically ambiguous or nested within complex introductory commentary. This human-in-the-loop verification ensures the 100% ground-truth accuracy of the resulting </w:t>
       </w:r>
@@ -3565,6 +3830,7 @@
     <w:p>
       <w:pPr>
         <w:pStyle w:val="ListBullet"/>
+        <w:jc w:val="both"/>
       </w:pPr>
       <w:r>
         <w:rPr>
@@ -3585,6 +3851,7 @@
     <w:p>
       <w:pPr>
         <w:pStyle w:val="ListBullet"/>
+        <w:jc w:val="both"/>
       </w:pPr>
       <w:r>
         <w:rPr>
@@ -3626,6 +3893,7 @@
     <w:p>
       <w:pPr>
         <w:pStyle w:val="ListBullet"/>
+        <w:jc w:val="both"/>
       </w:pPr>
       <w:r>
         <w:rPr>
@@ -3686,6 +3954,9 @@
       </w:r>
     </w:p>
     <w:p>
+      <w:pPr>
+        <w:jc w:val="both"/>
+      </w:pPr>
       <w:r>
         <w:t xml:space="preserve">To facilitate efficient retrieval, the dataset was transformed into a vector database using LangChain and OpenAI’s </w:t>
       </w:r>
@@ -3708,6 +3979,9 @@
       </w:r>
     </w:p>
     <w:p>
+      <w:pPr>
+        <w:jc w:val="both"/>
+      </w:pPr>
       <w:r>
         <w:t>Three primary vector databases were benchmarked using a consistent query set (N=50) to measure retrieval latency:</w:t>
       </w:r>
@@ -4064,16 +4338,23 @@
         </w:tc>
       </w:tr>
     </w:tbl>
-    <w:p/>
     <w:p>
       <w:pPr>
-        <w:pStyle w:val="Heading5"/>
-      </w:pPr>
-      <w:r>
-        <w:t>Mathematical Logic: MMR vs Similarity</w:t>
-      </w:r>
+        <w:jc w:val="both"/>
+      </w:pPr>
     </w:p>
     <w:p>
+      <w:pPr>
+        <w:pStyle w:val="Heading5"/>
+      </w:pPr>
+      <w:r>
+        <w:t>Mathematical Logic: MMR vs Similarity</w:t>
+      </w:r>
+    </w:p>
+    <w:p>
+      <w:pPr>
+        <w:jc w:val="both"/>
+      </w:pPr>
       <w:r>
         <w:t xml:space="preserve">The retrieval logic utilized </w:t>
       </w:r>
@@ -4099,6 +4380,9 @@
       </w:r>
     </w:p>
     <w:p>
+      <w:pPr>
+        <w:jc w:val="both"/>
+      </w:pPr>
       <w:r>
         <w:t xml:space="preserve">By setting </w:t>
       </w:r>
@@ -4139,11 +4423,17 @@
       </w:r>
     </w:p>
     <w:p>
+      <w:pPr>
+        <w:jc w:val="both"/>
+      </w:pPr>
       <w:r>
         <w:t>A critical phase of Chapter 3 involved expert human-in-the-loop validation. Sheikh Omar, a distinguished scholar in Hadith Sciences, was presented with a blind set of 100 retrieval results. He compared raw vector-similarity-based retrieval (pure Euclidean distance) against the re-ranked outputs produced by the research’s hybrid pipeline.</w:t>
       </w:r>
     </w:p>
     <w:p>
+      <w:pPr>
+        <w:jc w:val="both"/>
+      </w:pPr>
       <w:r>
         <w:t xml:space="preserve">The results yielded a profound qualitative discovery: </w:t>
       </w:r>
@@ -4184,6 +4474,9 @@
       </w:r>
     </w:p>
     <w:p>
+      <w:pPr>
+        <w:jc w:val="both"/>
+      </w:pPr>
       <w:r>
         <w:t>Chapter 4 transitions from static indexing to the dynamic generation of Islamic Jurisprudence (Fatawa). This is the engineering core of the dissertation, detailing how the research overcomes the catastrophic hallucination rates of standard Large Language Models through deterministic agentic grounding.</w:t>
       </w:r>
@@ -4197,6 +4490,9 @@
       </w:r>
     </w:p>
     <w:p>
+      <w:pPr>
+        <w:jc w:val="both"/>
+      </w:pPr>
       <w:r>
         <w:t>To quantify the reliability gap, an empirical experiment was conducted using an "LLM-as-a-Judge" methodology. We tested state-of-the-art models (</w:t>
       </w:r>
@@ -4237,6 +4533,9 @@
       </w:r>
     </w:p>
     <w:p>
+      <w:pPr>
+        <w:jc w:val="both"/>
+      </w:pPr>
       <w:r>
         <w:t xml:space="preserve">We defined the </w:t>
       </w:r>
@@ -4512,8 +4811,15 @@
         </w:tc>
       </w:tr>
     </w:tbl>
-    <w:p/>
     <w:p>
+      <w:pPr>
+        <w:jc w:val="both"/>
+      </w:pPr>
+    </w:p>
+    <w:p>
+      <w:pPr>
+        <w:jc w:val="both"/>
+      </w:pPr>
       <w:r>
         <w:t xml:space="preserve">The theological implication was definitive: baseline LLMs hallucinate theological rulings in approximately </w:t>
       </w:r>
@@ -4536,6 +4842,9 @@
       </w:r>
     </w:p>
     <w:p>
+      <w:pPr>
+        <w:jc w:val="both"/>
+      </w:pPr>
       <w:r>
         <w:t xml:space="preserve">To eliminate these hallucinations, the </w:t>
       </w:r>
@@ -4558,6 +4867,9 @@
       </w:r>
     </w:p>
     <w:p>
+      <w:pPr>
+        <w:jc w:val="both"/>
+      </w:pPr>
       <w:r>
         <w:t xml:space="preserve">Classical manuscripts were ingested via a hierarchical schema, ensuring that the AI understood the </w:t>
       </w:r>
@@ -4572,6 +4884,9 @@
       </w:r>
     </w:p>
     <w:p>
+      <w:pPr>
+        <w:jc w:val="both"/>
+      </w:pPr>
       <w:r>
         <w:rPr>
           <w:b/>
@@ -4582,6 +4897,7 @@
     <w:p>
       <w:pPr>
         <w:spacing w:line="240" w:lineRule="auto" w:after="0"/>
+        <w:jc w:val="both"/>
       </w:pPr>
       <w:r>
         <w:rPr>
@@ -4594,6 +4910,7 @@
     <w:p>
       <w:pPr>
         <w:spacing w:line="240" w:lineRule="auto" w:after="0"/>
+        <w:jc w:val="both"/>
       </w:pPr>
       <w:r>
         <w:rPr>
@@ -4606,6 +4923,7 @@
     <w:p>
       <w:pPr>
         <w:spacing w:line="240" w:lineRule="auto" w:after="0"/>
+        <w:jc w:val="both"/>
       </w:pPr>
       <w:r>
         <w:rPr>
@@ -4618,6 +4936,7 @@
     <w:p>
       <w:pPr>
         <w:spacing w:line="240" w:lineRule="auto" w:after="0"/>
+        <w:jc w:val="both"/>
       </w:pPr>
       <w:r>
         <w:rPr>
@@ -4630,6 +4949,7 @@
     <w:p>
       <w:pPr>
         <w:spacing w:line="240" w:lineRule="auto" w:after="0"/>
+        <w:jc w:val="both"/>
       </w:pPr>
       <w:r>
         <w:rPr>
@@ -4642,6 +4962,7 @@
     <w:p>
       <w:pPr>
         <w:spacing w:line="240" w:lineRule="auto" w:after="0"/>
+        <w:jc w:val="both"/>
       </w:pPr>
       <w:r>
         <w:rPr>
@@ -4654,6 +4975,7 @@
     <w:p>
       <w:pPr>
         <w:spacing w:line="240" w:lineRule="auto" w:after="0"/>
+        <w:jc w:val="both"/>
       </w:pPr>
       <w:r>
         <w:rPr>
@@ -4666,6 +4988,7 @@
     <w:p>
       <w:pPr>
         <w:spacing w:line="240" w:lineRule="auto" w:after="0"/>
+        <w:jc w:val="both"/>
       </w:pPr>
       <w:r>
         <w:rPr>
@@ -4678,6 +5001,7 @@
     <w:p>
       <w:pPr>
         <w:spacing w:line="240" w:lineRule="auto" w:after="0"/>
+        <w:jc w:val="both"/>
       </w:pPr>
       <w:r>
         <w:rPr>
@@ -4690,6 +5014,7 @@
     <w:p>
       <w:pPr>
         <w:spacing w:line="240" w:lineRule="auto" w:after="0"/>
+        <w:jc w:val="both"/>
       </w:pPr>
       <w:r>
         <w:rPr>
@@ -4702,6 +5027,7 @@
     <w:p>
       <w:pPr>
         <w:spacing w:line="240" w:lineRule="auto" w:after="0"/>
+        <w:jc w:val="both"/>
       </w:pPr>
       <w:r>
         <w:rPr>
@@ -4714,6 +5040,7 @@
     <w:p>
       <w:pPr>
         <w:spacing w:line="240" w:lineRule="auto" w:after="0"/>
+        <w:jc w:val="both"/>
       </w:pPr>
       <w:r>
         <w:rPr>
@@ -4726,6 +5053,7 @@
     <w:p>
       <w:pPr>
         <w:spacing w:line="240" w:lineRule="auto" w:after="0"/>
+        <w:jc w:val="both"/>
       </w:pPr>
       <w:r>
         <w:rPr>
@@ -4738,6 +5066,7 @@
     <w:p>
       <w:pPr>
         <w:spacing w:line="240" w:lineRule="auto" w:after="0"/>
+        <w:jc w:val="both"/>
       </w:pPr>
       <w:r>
         <w:rPr>
@@ -4750,6 +5079,7 @@
     <w:p>
       <w:pPr>
         <w:spacing w:line="240" w:lineRule="auto" w:after="0"/>
+        <w:jc w:val="both"/>
       </w:pPr>
       <w:r>
         <w:rPr>
@@ -4762,6 +5092,7 @@
     <w:p>
       <w:pPr>
         <w:spacing w:line="240" w:lineRule="auto" w:after="0"/>
+        <w:jc w:val="both"/>
       </w:pPr>
       <w:r>
         <w:rPr>
@@ -4774,6 +5105,7 @@
     <w:p>
       <w:pPr>
         <w:spacing w:line="240" w:lineRule="auto" w:after="0"/>
+        <w:jc w:val="both"/>
       </w:pPr>
       <w:r>
         <w:rPr>
@@ -4786,6 +5118,7 @@
     <w:p>
       <w:pPr>
         <w:spacing w:line="240" w:lineRule="auto" w:after="0"/>
+        <w:jc w:val="both"/>
       </w:pPr>
       <w:r>
         <w:rPr>
@@ -4798,6 +5131,7 @@
     <w:p>
       <w:pPr>
         <w:spacing w:line="240" w:lineRule="auto" w:after="0"/>
+        <w:jc w:val="both"/>
       </w:pPr>
       <w:r>
         <w:rPr>
@@ -4810,6 +5144,7 @@
     <w:p>
       <w:pPr>
         <w:spacing w:line="240" w:lineRule="auto" w:after="0"/>
+        <w:jc w:val="both"/>
       </w:pPr>
       <w:r>
         <w:rPr>
@@ -4822,6 +5157,7 @@
     <w:p>
       <w:pPr>
         <w:spacing w:line="240" w:lineRule="auto" w:after="0"/>
+        <w:jc w:val="both"/>
       </w:pPr>
       <w:r>
         <w:rPr>
@@ -4834,6 +5170,7 @@
     <w:p>
       <w:pPr>
         <w:spacing w:line="240" w:lineRule="auto" w:after="0"/>
+        <w:jc w:val="both"/>
       </w:pPr>
       <w:r>
         <w:rPr>
@@ -4846,6 +5183,7 @@
     <w:p>
       <w:pPr>
         <w:spacing w:line="240" w:lineRule="auto" w:after="0"/>
+        <w:jc w:val="both"/>
       </w:pPr>
       <w:r>
         <w:rPr>
@@ -4855,16 +5193,23 @@
         <w:t>}</w:t>
       </w:r>
     </w:p>
-    <w:p/>
     <w:p>
       <w:pPr>
-        <w:pStyle w:val="Heading5"/>
-      </w:pPr>
-      <w:r>
-        <w:t>Contextual Compression and Rerank Depth</w:t>
-      </w:r>
+        <w:jc w:val="both"/>
+      </w:pPr>
     </w:p>
     <w:p>
+      <w:pPr>
+        <w:pStyle w:val="Heading5"/>
+      </w:pPr>
+      <w:r>
+        <w:t>Contextual Compression and Rerank Depth</w:t>
+      </w:r>
+    </w:p>
+    <w:p>
+      <w:pPr>
+        <w:jc w:val="both"/>
+      </w:pPr>
       <w:r>
         <w:t xml:space="preserve">Because classical Arabic is highly dense, the RAG pipeline utilizes </w:t>
       </w:r>
@@ -4881,6 +5226,11 @@
     <w:p>
       <w:pPr>
         <w:pStyle w:val="ListNumber"/>
+        <w:jc w:val="both"/>
+        <w:numPr>
+          <w:ilvl w:val="0"/>
+          <w:numId w:val="14"/>
+        </w:numPr>
       </w:pPr>
       <w:r>
         <w:rPr>
@@ -4904,6 +5254,11 @@
     <w:p>
       <w:pPr>
         <w:pStyle w:val="ListNumber"/>
+        <w:jc w:val="both"/>
+        <w:numPr>
+          <w:ilvl w:val="0"/>
+          <w:numId w:val="14"/>
+        </w:numPr>
       </w:pPr>
       <w:r>
         <w:rPr>
@@ -4942,6 +5297,9 @@
       </w:r>
     </w:p>
     <w:p>
+      <w:pPr>
+        <w:jc w:val="both"/>
+      </w:pPr>
       <w:r>
         <w:t xml:space="preserve">Built on FastAPI, the backend deploys </w:t>
       </w:r>
@@ -4956,6 +5314,9 @@
       </w:r>
     </w:p>
     <w:p>
+      <w:pPr>
+        <w:jc w:val="both"/>
+      </w:pPr>
       <w:r>
         <w:rPr>
           <w:b/>
@@ -4966,6 +5327,11 @@
     <w:p>
       <w:pPr>
         <w:pStyle w:val="ListNumber"/>
+        <w:jc w:val="both"/>
+        <w:numPr>
+          <w:ilvl w:val="0"/>
+          <w:numId w:val="15"/>
+        </w:numPr>
       </w:pPr>
       <w:r>
         <w:rPr>
@@ -4986,6 +5352,11 @@
     <w:p>
       <w:pPr>
         <w:pStyle w:val="ListNumber"/>
+        <w:jc w:val="both"/>
+        <w:numPr>
+          <w:ilvl w:val="0"/>
+          <w:numId w:val="15"/>
+        </w:numPr>
       </w:pPr>
       <w:r>
         <w:rPr>
@@ -5000,6 +5371,11 @@
     <w:p>
       <w:pPr>
         <w:pStyle w:val="ListNumber"/>
+        <w:jc w:val="both"/>
+        <w:numPr>
+          <w:ilvl w:val="0"/>
+          <w:numId w:val="15"/>
+        </w:numPr>
       </w:pPr>
       <w:r>
         <w:rPr>
@@ -5020,6 +5396,9 @@
       </w:r>
     </w:p>
     <w:p>
+      <w:pPr>
+        <w:jc w:val="both"/>
+      </w:pPr>
       <w:r>
         <w:t>The backend coordinates a complex "Agentic Handshake" between the user query and the underlying vector database. Unlike standard chatbots that pass a query directly to the LLM, the Agentix Islam framework follows a six-step deterministic protocol:</w:t>
       </w:r>
@@ -5027,6 +5406,11 @@
     <w:p>
       <w:pPr>
         <w:pStyle w:val="ListNumber"/>
+        <w:jc w:val="both"/>
+        <w:numPr>
+          <w:ilvl w:val="0"/>
+          <w:numId w:val="16"/>
+        </w:numPr>
       </w:pPr>
       <w:r>
         <w:rPr>
@@ -5059,6 +5443,11 @@
     <w:p>
       <w:pPr>
         <w:pStyle w:val="ListNumber"/>
+        <w:jc w:val="both"/>
+        <w:numPr>
+          <w:ilvl w:val="0"/>
+          <w:numId w:val="16"/>
+        </w:numPr>
       </w:pPr>
       <w:r>
         <w:rPr>
@@ -5073,6 +5462,11 @@
     <w:p>
       <w:pPr>
         <w:pStyle w:val="ListNumber"/>
+        <w:jc w:val="both"/>
+        <w:numPr>
+          <w:ilvl w:val="0"/>
+          <w:numId w:val="16"/>
+        </w:numPr>
       </w:pPr>
       <w:r>
         <w:rPr>
@@ -5087,6 +5481,11 @@
     <w:p>
       <w:pPr>
         <w:pStyle w:val="ListNumber"/>
+        <w:jc w:val="both"/>
+        <w:numPr>
+          <w:ilvl w:val="0"/>
+          <w:numId w:val="16"/>
+        </w:numPr>
       </w:pPr>
       <w:r>
         <w:rPr>
@@ -5101,6 +5500,11 @@
     <w:p>
       <w:pPr>
         <w:pStyle w:val="ListNumber"/>
+        <w:jc w:val="both"/>
+        <w:numPr>
+          <w:ilvl w:val="0"/>
+          <w:numId w:val="16"/>
+        </w:numPr>
       </w:pPr>
       <w:r>
         <w:rPr>
@@ -5115,6 +5519,11 @@
     <w:p>
       <w:pPr>
         <w:pStyle w:val="ListNumber"/>
+        <w:jc w:val="both"/>
+        <w:numPr>
+          <w:ilvl w:val="0"/>
+          <w:numId w:val="16"/>
+        </w:numPr>
       </w:pPr>
       <w:r>
         <w:rPr>
@@ -5135,6 +5544,9 @@
       </w:r>
     </w:p>
     <w:p>
+      <w:pPr>
+        <w:jc w:val="both"/>
+      </w:pPr>
       <w:r>
         <w:t>To validate the necessity of the TOC Hierarchy Mapping, we benchmarked three distinct RAG strategies using a fixed query set of 50 complex legal questions:</w:t>
       </w:r>
@@ -5494,8 +5906,15 @@
         </w:tc>
       </w:tr>
     </w:tbl>
-    <w:p/>
     <w:p>
+      <w:pPr>
+        <w:jc w:val="both"/>
+      </w:pPr>
+    </w:p>
+    <w:p>
+      <w:pPr>
+        <w:jc w:val="both"/>
+      </w:pPr>
       <w:r>
         <w:t xml:space="preserve">The data confirms that for zero-tolerance domains, </w:t>
       </w:r>
@@ -5510,6 +5929,9 @@
       </w:r>
     </w:p>
     <w:p>
+      <w:pPr>
+        <w:jc w:val="both"/>
+      </w:pPr>
       <w:r>
         <w:t xml:space="preserve">This protocol ensures that the agent acts as an "Orchestrator" of verified facts rather than a "Generator" of probabilistic guesses. This represents a fundamental shift in the RAG paradigm: from </w:t>
       </w:r>
@@ -5533,6 +5955,9 @@
       </w:r>
     </w:p>
     <w:p>
+      <w:pPr>
+        <w:jc w:val="both"/>
+      </w:pPr>
       <w:r>
         <w:t>In the "Augmented" model, the retrieval is merely a suggestion that the LLM may or may not follow; in our "Constrained" model, the agent is programmatically incapable of looking outside the provided context. By disabling the model’s internal "creative" weights and forcing it to operate as a pure Boolean logic gate over the structured JSON manuscripts, we have solved the most persistent problem in generative AI—the unreliability of fact. The Agentix framework proves that we do not need larger models to solve hallucinations; we need stricter architectural constraints and higher-quality, hierarchical data representations.</w:t>
       </w:r>
@@ -5546,6 +5971,9 @@
       </w:r>
     </w:p>
     <w:p>
+      <w:pPr>
+        <w:jc w:val="both"/>
+      </w:pPr>
       <w:r>
         <w:t>In summary, this dissertation successfully maps and navigates the profound complexities of applying artificial intelligence to specialized, highly-sensitive educational domains. The research journey, stretching from early predictive NLP to advanced Agentic RAG, proves that strict computational guardrails are not merely optional, but are the only viable path for deploying generative AI in zero-tolerance domains where doctrinal accuracy is non-negotiable.</w:t>
       </w:r>
@@ -5559,6 +5987,9 @@
       </w:r>
     </w:p>
     <w:p>
+      <w:pPr>
+        <w:jc w:val="both"/>
+      </w:pPr>
       <w:r>
         <w:t xml:space="preserve">The trajectory of this dissertation represents a broader shift in the field of Artificial Intelligence: from the </w:t>
       </w:r>
@@ -5584,6 +6015,11 @@
     <w:p>
       <w:pPr>
         <w:pStyle w:val="ListNumber"/>
+        <w:jc w:val="both"/>
+        <w:numPr>
+          <w:ilvl w:val="0"/>
+          <w:numId w:val="17"/>
+        </w:numPr>
       </w:pPr>
       <w:r>
         <w:rPr>
@@ -5607,6 +6043,11 @@
     <w:p>
       <w:pPr>
         <w:pStyle w:val="ListNumber"/>
+        <w:jc w:val="both"/>
+        <w:numPr>
+          <w:ilvl w:val="0"/>
+          <w:numId w:val="17"/>
+        </w:numPr>
       </w:pPr>
       <w:r>
         <w:rPr>
@@ -5630,6 +6071,11 @@
     <w:p>
       <w:pPr>
         <w:pStyle w:val="ListNumber"/>
+        <w:jc w:val="both"/>
+        <w:numPr>
+          <w:ilvl w:val="0"/>
+          <w:numId w:val="17"/>
+        </w:numPr>
       </w:pPr>
       <w:r>
         <w:rPr>
@@ -5644,6 +6090,11 @@
     <w:p>
       <w:pPr>
         <w:pStyle w:val="ListNumber"/>
+        <w:jc w:val="both"/>
+        <w:numPr>
+          <w:ilvl w:val="0"/>
+          <w:numId w:val="17"/>
+        </w:numPr>
       </w:pPr>
       <w:r>
         <w:rPr>
@@ -5656,6 +6107,9 @@
       </w:r>
     </w:p>
     <w:p>
+      <w:pPr>
+        <w:jc w:val="both"/>
+      </w:pPr>
       <w:r>
         <w:t>Ultimately, this research proves that the future of specialized AI is not found in building "Larger Brains" (bigger LLMs), but in building "Better Maps" (deterministic RAG pipelines). By wrapping the vast, volatile intelligence of Large Language Models in the rigid, reliable structures of classical scholarship, we have created a validated framework for the next generation of academic AI assistants.</w:t>
       </w:r>
@@ -5669,6 +6123,9 @@
       </w:r>
     </w:p>
     <w:p>
+      <w:pPr>
+        <w:jc w:val="both"/>
+      </w:pPr>
       <w:r>
         <w:t xml:space="preserve">This work contributes a formal architectural template for the deployment of generative agents in any field requiring absolute factual accuracy. The methodology of </w:t>
       </w:r>
@@ -5683,6 +6140,9 @@
       </w:r>
     </w:p>
     <w:p>
+      <w:pPr>
+        <w:jc w:val="both"/>
+      </w:pPr>
       <w:r>
         <w:t xml:space="preserve">On a practical level, the successful deployment of </w:t>
       </w:r>
@@ -5697,6 +6157,9 @@
       </w:r>
     </w:p>
     <w:p>
+      <w:pPr>
+        <w:jc w:val="both"/>
+      </w:pPr>
       <w:r>
         <w:t>This work serves as a testament to the fact that AI can be a tool for cultural preservation, acting not as a replacement for human scholarship, but as a robust skeletal framework upon which future researchers can build. By protecting the "Sovereignty of the Learner"—giving students the tools to verify knowledge directly from the source—we are fostering a new generation of independent thinkers who are equipped to navigate the complexities of the digital information age with confidence and academic rigor.</w:t>
       </w:r>
@@ -5710,6 +6173,9 @@
       </w:r>
     </w:p>
     <w:p>
+      <w:pPr>
+        <w:jc w:val="both"/>
+      </w:pPr>
       <w:r>
         <w:rPr>
           <w:b/>
@@ -5739,6 +6205,9 @@
       </w:r>
     </w:p>
     <w:p>
+      <w:pPr>
+        <w:jc w:val="both"/>
+      </w:pPr>
       <w:r>
         <w:rPr>
           <w:b/>
@@ -5752,6 +6221,7 @@
     <w:p>
       <w:pPr>
         <w:pStyle w:val="ListBullet"/>
+        <w:jc w:val="both"/>
       </w:pPr>
       <w:r>
         <w:rPr>
@@ -5766,6 +6236,7 @@
     <w:p>
       <w:pPr>
         <w:pStyle w:val="ListBullet"/>
+        <w:jc w:val="both"/>
       </w:pPr>
       <w:r>
         <w:rPr>
@@ -5780,6 +6251,7 @@
     <w:p>
       <w:pPr>
         <w:pStyle w:val="ListBullet"/>
+        <w:jc w:val="both"/>
       </w:pPr>
       <w:r>
         <w:rPr>
@@ -5809,6 +6281,9 @@
       </w:r>
     </w:p>
     <w:p>
+      <w:pPr>
+        <w:jc w:val="both"/>
+      </w:pPr>
       <w:r>
         <w:t xml:space="preserve">It is recommended that the </w:t>
       </w:r>
@@ -5831,6 +6306,9 @@
       </w:r>
     </w:p>
     <w:p>
+      <w:pPr>
+        <w:jc w:val="both"/>
+      </w:pPr>
       <w:r>
         <w:t>The scientific journey documented in this dissertation serves as a point of departure for several high-impact research horizons:</w:t>
       </w:r>
@@ -5838,6 +6316,11 @@
     <w:p>
       <w:pPr>
         <w:pStyle w:val="ListNumber"/>
+        <w:jc w:val="both"/>
+        <w:numPr>
+          <w:ilvl w:val="0"/>
+          <w:numId w:val="18"/>
+        </w:numPr>
       </w:pPr>
       <w:r>
         <w:rPr>
@@ -5852,6 +6335,11 @@
     <w:p>
       <w:pPr>
         <w:pStyle w:val="ListNumber"/>
+        <w:jc w:val="both"/>
+        <w:numPr>
+          <w:ilvl w:val="0"/>
+          <w:numId w:val="18"/>
+        </w:numPr>
       </w:pPr>
       <w:r>
         <w:rPr>
@@ -5893,6 +6381,11 @@
     <w:p>
       <w:pPr>
         <w:pStyle w:val="ListNumber"/>
+        <w:jc w:val="both"/>
+        <w:numPr>
+          <w:ilvl w:val="0"/>
+          <w:numId w:val="18"/>
+        </w:numPr>
       </w:pPr>
       <w:r>
         <w:rPr>
@@ -5907,6 +6400,11 @@
     <w:p>
       <w:pPr>
         <w:pStyle w:val="ListNumber"/>
+        <w:jc w:val="both"/>
+        <w:numPr>
+          <w:ilvl w:val="0"/>
+          <w:numId w:val="18"/>
+        </w:numPr>
       </w:pPr>
       <w:r>
         <w:rPr>
@@ -5921,6 +6419,11 @@
     <w:p>
       <w:pPr>
         <w:pStyle w:val="ListNumber"/>
+        <w:jc w:val="both"/>
+        <w:numPr>
+          <w:ilvl w:val="0"/>
+          <w:numId w:val="18"/>
+        </w:numPr>
       </w:pPr>
       <w:r>
         <w:rPr>
@@ -5933,6 +6436,9 @@
       </w:r>
     </w:p>
     <w:p>
+      <w:pPr>
+        <w:jc w:val="both"/>
+      </w:pPr>
       <w:r>
         <w:t>As we stand at the threshold of a new era of human-machine collaboration, this dissertation provides the essential guardrails for a future where Large Language Models are no longer feared as a source of misinformation, but are embraced as powerful, deterministic custodians of our collective human knowledge. The "Agentix Islam" framework is a first step toward a more reliable, transparent, and authoritative digital world.</w:t>
       </w:r>
@@ -5946,6 +6452,9 @@
       </w:r>
     </w:p>
     <w:p>
+      <w:pPr>
+        <w:jc w:val="both"/>
+      </w:pPr>
       <w:r>
         <w:t>The main research results are reflected in the following publications, documenting the progression from early NLP to advanced Agentic systems:</w:t>
       </w:r>
@@ -5953,6 +6462,11 @@
     <w:p>
       <w:pPr>
         <w:pStyle w:val="ListNumber"/>
+        <w:jc w:val="both"/>
+        <w:numPr>
+          <w:ilvl w:val="0"/>
+          <w:numId w:val="19"/>
+        </w:numPr>
       </w:pPr>
       <w:r>
         <w:rPr>
@@ -5973,6 +6487,11 @@
     <w:p>
       <w:pPr>
         <w:pStyle w:val="ListNumber"/>
+        <w:jc w:val="both"/>
+        <w:numPr>
+          <w:ilvl w:val="0"/>
+          <w:numId w:val="19"/>
+        </w:numPr>
       </w:pPr>
       <w:r>
         <w:rPr>
@@ -5993,6 +6512,11 @@
     <w:p>
       <w:pPr>
         <w:pStyle w:val="ListNumber"/>
+        <w:jc w:val="both"/>
+        <w:numPr>
+          <w:ilvl w:val="0"/>
+          <w:numId w:val="19"/>
+        </w:numPr>
       </w:pPr>
       <w:r>
         <w:rPr>
@@ -6005,18 +6529,54 @@
       </w:r>
     </w:p>
     <w:p>
+      <w:pPr>
+        <w:jc w:val="both"/>
+      </w:pPr>
       <w:r>
         <w:t>Bibliographic references in the text of the dissertation are formatted in accordance with GOST R 7.0.5-2008 (SIBID. Bibliographic reference. General requirements and rules for compilation). Bibliographic entries in the present list are formatted in accordance with GOST 7.1-2003 (SIBID. Bibliographic entry. Bibliographic description. General requirements and rules for compilation).</w:t>
       </w:r>
     </w:p>
     <w:sectPr>
+      <w:footerReference w:type="default" r:id="rId9"/>
+      <w:footerReference w:type="first" r:id="rId10"/>
       <w:pgSz w:w="12240" w:h="15840"/>
       <w:pgMar w:top="1134" w:right="850" w:bottom="1417" w:left="1701" w:header="720" w:footer="720" w:gutter="0"/>
       <w:cols w:space="720"/>
+      <w:titlePg/>
       <w:docGrid w:linePitch="360"/>
     </w:sectPr>
   </w:body>
 </w:document>
+</file>
+
+<file path=word/footer1.xml><?xml version="1.0" encoding="utf-8"?>
+<w:ftr xmlns:m="http://schemas.openxmlformats.org/officeDocument/2006/math" xmlns:mc="http://schemas.openxmlformats.org/markup-compatibility/2006" xmlns:mo="http://schemas.microsoft.com/office/mac/office/2008/main" xmlns:mv="urn:schemas-microsoft-com:mac:vml" xmlns:o="urn:schemas-microsoft-com:office:office" xmlns:r="http://schemas.openxmlformats.org/officeDocument/2006/relationships" xmlns:v="urn:schemas-microsoft-com:vml" xmlns:w10="urn:schemas-microsoft-com:office:word" xmlns:w14="http://schemas.microsoft.com/office/word/2010/wordml" xmlns:w="http://schemas.openxmlformats.org/wordprocessingml/2006/main" xmlns:wne="http://schemas.microsoft.com/office/word/2006/wordml" xmlns:wp14="http://schemas.microsoft.com/office/word/2010/wordprocessingDrawing" xmlns:wp="http://schemas.openxmlformats.org/drawingml/2006/wordprocessingDrawing" xmlns:wpc="http://schemas.microsoft.com/office/word/2010/wordprocessingCanvas" xmlns:wpg="http://schemas.microsoft.com/office/word/2010/wordprocessingGroup" xmlns:wpi="http://schemas.microsoft.com/office/word/2010/wordprocessingInk" xmlns:wps="http://schemas.microsoft.com/office/word/2010/wordprocessingShape" mc:Ignorable="w14 wp14">
+  <w:p>
+    <w:pPr>
+      <w:pStyle w:val="Footer"/>
+      <w:jc w:val="center"/>
+    </w:pPr>
+    <w:r>
+      <w:rPr>
+        <w:rFonts w:ascii="Times New Roman" w:hAnsi="Times New Roman"/>
+        <w:sz w:val="28"/>
+      </w:rPr>
+      <w:fldChar w:fldCharType="begin"/>
+      <w:instrText xml:space="preserve">PAGE</w:instrText>
+      <w:fldChar w:fldCharType="end"/>
+    </w:r>
+  </w:p>
+</w:ftr>
+</file>
+
+<file path=word/footer2.xml><?xml version="1.0" encoding="utf-8"?>
+<w:ftr xmlns:m="http://schemas.openxmlformats.org/officeDocument/2006/math" xmlns:mc="http://schemas.openxmlformats.org/markup-compatibility/2006" xmlns:mo="http://schemas.microsoft.com/office/mac/office/2008/main" xmlns:mv="urn:schemas-microsoft-com:mac:vml" xmlns:o="urn:schemas-microsoft-com:office:office" xmlns:r="http://schemas.openxmlformats.org/officeDocument/2006/relationships" xmlns:v="urn:schemas-microsoft-com:vml" xmlns:w10="urn:schemas-microsoft-com:office:word" xmlns:w14="http://schemas.microsoft.com/office/word/2010/wordml" xmlns:w="http://schemas.openxmlformats.org/wordprocessingml/2006/main" xmlns:wne="http://schemas.microsoft.com/office/word/2006/wordml" xmlns:wp14="http://schemas.microsoft.com/office/word/2010/wordprocessingDrawing" xmlns:wp="http://schemas.openxmlformats.org/drawingml/2006/wordprocessingDrawing" xmlns:wpc="http://schemas.microsoft.com/office/word/2010/wordprocessingCanvas" xmlns:wpg="http://schemas.microsoft.com/office/word/2010/wordprocessingGroup" xmlns:wpi="http://schemas.microsoft.com/office/word/2010/wordprocessingInk" xmlns:wps="http://schemas.microsoft.com/office/word/2010/wordprocessingShape" mc:Ignorable="w14 wp14">
+  <w:p>
+    <w:pPr>
+      <w:pStyle w:val="Footer"/>
+    </w:pPr>
+  </w:p>
+</w:ftr>
 </file>
 
 <file path=word/numbering.xml><?xml version="1.0" encoding="utf-8"?>
@@ -6218,6 +6778,66 @@
   </w:num>
   <w:num w:numId="9">
     <w:abstractNumId w:val="0"/>
+  </w:num>
+  <w:num w:numId="10">
+    <w:abstractNumId w:val="7"/>
+    <w:lvlOverride w:ilvl="0">
+      <w:startOverride w:val="1"/>
+    </w:lvlOverride>
+  </w:num>
+  <w:num w:numId="11">
+    <w:abstractNumId w:val="7"/>
+    <w:lvlOverride w:ilvl="0">
+      <w:startOverride w:val="1"/>
+    </w:lvlOverride>
+  </w:num>
+  <w:num w:numId="12">
+    <w:abstractNumId w:val="7"/>
+    <w:lvlOverride w:ilvl="0">
+      <w:startOverride w:val="1"/>
+    </w:lvlOverride>
+  </w:num>
+  <w:num w:numId="13">
+    <w:abstractNumId w:val="7"/>
+    <w:lvlOverride w:ilvl="0">
+      <w:startOverride w:val="1"/>
+    </w:lvlOverride>
+  </w:num>
+  <w:num w:numId="14">
+    <w:abstractNumId w:val="7"/>
+    <w:lvlOverride w:ilvl="0">
+      <w:startOverride w:val="1"/>
+    </w:lvlOverride>
+  </w:num>
+  <w:num w:numId="15">
+    <w:abstractNumId w:val="7"/>
+    <w:lvlOverride w:ilvl="0">
+      <w:startOverride w:val="1"/>
+    </w:lvlOverride>
+  </w:num>
+  <w:num w:numId="16">
+    <w:abstractNumId w:val="7"/>
+    <w:lvlOverride w:ilvl="0">
+      <w:startOverride w:val="1"/>
+    </w:lvlOverride>
+  </w:num>
+  <w:num w:numId="17">
+    <w:abstractNumId w:val="7"/>
+    <w:lvlOverride w:ilvl="0">
+      <w:startOverride w:val="1"/>
+    </w:lvlOverride>
+  </w:num>
+  <w:num w:numId="18">
+    <w:abstractNumId w:val="7"/>
+    <w:lvlOverride w:ilvl="0">
+      <w:startOverride w:val="1"/>
+    </w:lvlOverride>
+  </w:num>
+  <w:num w:numId="19">
+    <w:abstractNumId w:val="7"/>
+    <w:lvlOverride w:ilvl="0">
+      <w:startOverride w:val="1"/>
+    </w:lvlOverride>
   </w:num>
 </w:numbering>
 </file>
